--- a/companies/meridian-actuarial/Engagements/Howard and Sons/Meeting Minutes 2016-06-10 - Howard and Sons.docx
+++ b/companies/meridian-actuarial/Engagements/Howard and Sons/Meeting Minutes 2016-06-10 - Howard and Sons.docx
@@ -7,12 +7,12 @@
         <w:pStyle w:val="Heading1"/>
       </w:pPr>
       <w:r>
-        <w:t>Meeting Minutes: Pension Valuation for Howard and Sons</w:t>
+        <w:t>Working Session Minutes: Pension Valuation for Howard and Sons</w:t>
       </w:r>
     </w:p>
     <w:p>
       <w:r>
-        <w:t>The data is settled, and the valuation has moved from gathering inputs to setting assumptions. That was the headline of the session. Most of the discussion was about the choices in front of us rather than the numbers themselves, and we wanted the record to show what we have now fixed and what is still a matter of judgment, because the two are easy to blur once the model starts producing results.</w:t>
+        <w:t>The census is now final for valuation purposes, subject to one open item, and the assumption review has a clear path forward. We closed the terminated vested questions, confirmed the plan provisions, and walked through a first look at the plan's experience. No assumption was adopted at this session, and nothing recorded below should be read as a recommendation.</w:t>
       </w:r>
     </w:p>
     <w:p>
@@ -20,7 +20,15 @@
         <w:pStyle w:val="Heading2"/>
       </w:pPr>
       <w:r>
-        <w:t>Attendees</w:t>
+        <w:t>Present</w:t>
+      </w:r>
+    </w:p>
+    <w:p>
+      <w:pPr>
+        <w:pStyle w:val="ListBullet"/>
+      </w:pPr>
+      <w:r>
+        <w:t>Elizabeth Horne, Director of Operations, Howard and Sons</w:t>
       </w:r>
     </w:p>
     <w:p>
@@ -44,15 +52,7 @@
         <w:pStyle w:val="ListBullet"/>
       </w:pPr>
       <w:r>
-        <w:t>Jeffrey Ochoa, Actuarial Analyst</w:t>
-      </w:r>
-    </w:p>
-    <w:p>
-      <w:pPr>
-        <w:pStyle w:val="ListBullet"/>
-      </w:pPr>
-      <w:r>
-        <w:t>Elizabeth Horne, Director of Operations, Howard and Sons</w:t>
+        <w:t>Jeffrey Ochoa, Actuarial Analyst (minutes)</w:t>
       </w:r>
     </w:p>
     <w:p>
@@ -60,27 +60,17 @@
         <w:pStyle w:val="Heading2"/>
       </w:pPr>
       <w:r>
-        <w:t>Discussion</w:t>
+        <w:t>Census reconciliation</w:t>
       </w:r>
     </w:p>
     <w:p>
       <w:r>
-        <w:t>David Sherman walked us through the census reconciliation, which is now complete. The head counts and the covered payroll tie to the prior file, and the handful of records that were missing dates of birth were filled in from information Elizabeth Horne's team sent over. We agreed to treat the reconciled file as the data of record, and David will document our reliance on it in the usual way, so that every number in the valuation can be traced back to a source.</w:t>
+        <w:t>David Sherman opened with the reconciliation. The active and retiree records had tied to the prior year's file on the first pass, so the discussion centered on the terminated vested records that showed no supporting change of status. Elizabeth Horne had traced most of them to former employees who took lump-sum payments and were never removed from the file. We agreed those records come out of the valuation, and David will document the source of each removal in the data summary.</w:t>
       </w:r>
     </w:p>
     <w:p>
       <w:r>
-        <w:t>We also closed the plan-provision question that had been open since the data review. The disability offset follows the plan document, not the summary, and Elizabeth Horne confirmed that reading against her own copy. One smaller item remains, on the treatment of a closed early-retirement window, and that sits with the client to confirm before the results are final.</w:t>
-      </w:r>
-    </w:p>
-    <w:p>
-      <w:r>
-        <w:t>Most of the meeting was about assumptions. Jeffrey Ochoa laid out the set carried from the last study and flagged the discount rate as the choice that matters most. We talked through holding last study's rate against moving to a current-market basis. Instead of settling it in the room, we agreed to present the result under both, so the board can see how much of the funded position rests on that single assumption. Mortality stays on the prior table until the next experience review gives us a reason to change it. Jeffrey noted that he had run a preliminary set of numbers on the carried-over basis, but we were clear that those are directional only and do not leave the office.</w:t>
-      </w:r>
-    </w:p>
-    <w:p>
-      <w:r>
-        <w:t>Running through all of it was the care we try to keep in the writing. What the data show, what we have assumed, and what we will ultimately conclude are three different things, and none of us wanted a preliminary figure read as an opinion. The group was comfortable that the engagement is on track and that the items still open are narrow ones.</w:t>
+        <w:t>A small number of active records still lack a date of hire, and Elizabeth expects payroll can supply them. Jennifer Vasquez drew a line between this and the earlier problem. An unexplained status change leaves us unsure whether the person belongs in the valuation at all, while a missing hire date leaves one data element open for someone who plainly does. If the dates do not arrive in time, David will carry those participants on a stated assumption and flag it in the summary so the gap stays visible.</w:t>
       </w:r>
     </w:p>
     <w:p>
@@ -88,7 +78,38 @@
         <w:pStyle w:val="Heading2"/>
       </w:pPr>
       <w:r>
-        <w:t>Action Items</w:t>
+        <w:t>Plan provisions</w:t>
+      </w:r>
+    </w:p>
+    <w:p>
+      <w:r>
+        <w:t>The restated plan document and its amendments arrived after our last exchange. Jennifer has reviewed them against the coding in the model, and the benefit calculations now reflect the provisions as amended. She asked that we hear about any amendment under consideration, since a change adopted before the report is issued may need to be reflected or disclosed.</w:t>
+      </w:r>
+    </w:p>
+    <w:p>
+      <w:pPr>
+        <w:pStyle w:val="Heading2"/>
+      </w:pPr>
+      <w:r>
+        <w:t>Experience and assumptions</w:t>
+      </w:r>
+    </w:p>
+    <w:p>
+      <w:r>
+        <w:t>Jeffrey Ochoa presented the first look at retirement and termination experience. What the data show is that participants have been retiring later than the current retirement rates assume, most clearly at the first age at which an unreduced benefit is available. That is an observation drawn from a short period of experience, and we kept it apart from any recommendation. Recommended rates will come with the full study, together with a view on how much weight the plan's own experience can carry.</w:t>
+      </w:r>
+    </w:p>
+    <w:p>
+      <w:r>
+        <w:t>On mortality, Jennifer explained that the current basis predates the RP-2014 table and the MP-2015 improvement scale the Society of Actuaries published last fall. Moving to the newer basis is a judgment, and for most plans it has meant longer assumed lifetimes and higher liabilities. Elizabeth asked how large the effect would be here. Jennifer declined to give a figure before the data are final and the other assumptions are set, because an estimate offered now tends to be quoted later as a result. We agreed instead to show the effect of the mortality change on its own line in the preliminary results.</w:t>
+      </w:r>
+    </w:p>
+    <w:p>
+      <w:pPr>
+        <w:pStyle w:val="Heading2"/>
+      </w:pPr>
+      <w:r>
+        <w:t>Agreed actions</w:t>
       </w:r>
     </w:p>
     <w:tbl>
@@ -112,7 +133,7 @@
               <w:rPr>
                 <w:b/>
               </w:rPr>
-              <w:t>Item</w:t>
+              <w:t>Action</w:t>
             </w:r>
           </w:p>
         </w:tc>
@@ -138,7 +159,7 @@
               <w:rPr>
                 <w:b/>
               </w:rPr>
-              <w:t>Target</w:t>
+              <w:t>Timing</w:t>
             </w:r>
           </w:p>
         </w:tc>
@@ -150,7 +171,39 @@
           </w:tcPr>
           <w:p>
             <w:r>
-              <w:t>Close the asset reconciliation against the year-end statement</w:t>
+              <w:t>Obtain the missing hire dates from payroll</w:t>
+            </w:r>
+          </w:p>
+        </w:tc>
+        <w:tc>
+          <w:tcPr>
+            <w:tcW w:type="dxa" w:w="2880"/>
+          </w:tcPr>
+          <w:p>
+            <w:r>
+              <w:t>Elizabeth Horne</w:t>
+            </w:r>
+          </w:p>
+        </w:tc>
+        <w:tc>
+          <w:tcPr>
+            <w:tcW w:type="dxa" w:w="2880"/>
+          </w:tcPr>
+          <w:p>
+            <w:r>
+              <w:t>Within two weeks</w:t>
+            </w:r>
+          </w:p>
+        </w:tc>
+      </w:tr>
+      <w:tr>
+        <w:tc>
+          <w:tcPr>
+            <w:tcW w:type="dxa" w:w="2880"/>
+          </w:tcPr>
+          <w:p>
+            <w:r>
+              <w:t>Remove the paid-out terminated vested records and document each removal</w:t>
             </w:r>
           </w:p>
         </w:tc>
@@ -170,7 +223,7 @@
           </w:tcPr>
           <w:p>
             <w:r>
-              <w:t>This period</w:t>
+              <w:t>Before the data summary</w:t>
             </w:r>
           </w:p>
         </w:tc>
@@ -182,7 +235,39 @@
           </w:tcPr>
           <w:p>
             <w:r>
-              <w:t>Finalize the assumption set and document the discount-rate basis</w:t>
+              <w:t>Issue the written data summary</w:t>
+            </w:r>
+          </w:p>
+        </w:tc>
+        <w:tc>
+          <w:tcPr>
+            <w:tcW w:type="dxa" w:w="2880"/>
+          </w:tcPr>
+          <w:p>
+            <w:r>
+              <w:t>David Sherman</w:t>
+            </w:r>
+          </w:p>
+        </w:tc>
+        <w:tc>
+          <w:tcPr>
+            <w:tcW w:type="dxa" w:w="2880"/>
+          </w:tcPr>
+          <w:p>
+            <w:r>
+              <w:t>Once the hire dates are in, or on a stated assumption if they are not</w:t>
+            </w:r>
+          </w:p>
+        </w:tc>
+      </w:tr>
+      <w:tr>
+        <w:tc>
+          <w:tcPr>
+            <w:tcW w:type="dxa" w:w="2880"/>
+          </w:tcPr>
+          <w:p>
+            <w:r>
+              <w:t>Complete the retirement and termination study, with recommended rates</w:t>
             </w:r>
           </w:p>
         </w:tc>
@@ -202,7 +287,7 @@
           </w:tcPr>
           <w:p>
             <w:r>
-              <w:t>Next session</w:t>
+              <w:t>Before the assumption review meeting</w:t>
             </w:r>
           </w:p>
         </w:tc>
@@ -214,7 +299,7 @@
           </w:tcPr>
           <w:p>
             <w:r>
-              <w:t>Draft the assumption memo for the board</w:t>
+              <w:t>Prepare the mortality comparison for the preliminary results</w:t>
             </w:r>
           </w:p>
         </w:tc>
@@ -234,7 +319,7 @@
           </w:tcPr>
           <w:p>
             <w:r>
-              <w:t>Next session</w:t>
+              <w:t>With the preliminary results</w:t>
             </w:r>
           </w:p>
         </w:tc>
@@ -246,7 +331,7 @@
           </w:tcPr>
           <w:p>
             <w:r>
-              <w:t>Confirm the closed early-retirement window provision</w:t>
+              <w:t>Tell Meridian of any plan amendment under consideration</w:t>
             </w:r>
           </w:p>
         </w:tc>
@@ -266,7 +351,7 @@
           </w:tcPr>
           <w:p>
             <w:r>
-              <w:t>This period</w:t>
+              <w:t>Ongoing</w:t>
             </w:r>
           </w:p>
         </w:tc>
@@ -274,7 +359,7 @@
     </w:tbl>
     <w:p>
       <w:r>
-        <w:t>Minutes prepared by Jeffrey Ochoa.</w:t>
+        <w:t>If we have recorded anything differently from the way you remember it, please let Jeffrey Ochoa know and we will correct the minutes.</w:t>
       </w:r>
     </w:p>
     <w:sectPr>
